--- a/public/gallery/examples/marketing-manager/zh-hans/resume.docx
+++ b/public/gallery/examples/marketing-manager/zh-hans/resume.docx
@@ -66,7 +66,7 @@
         </w:rPr>
         <w:t xml:space="preserve">📧 </w:t>
       </w:r>
-      <w:hyperlink w:history="1" r:id="rId5upyzuvvuxihjpkkl1kj1">
+      <w:hyperlink w:history="1" r:id="rIdn2r8ukta8e-u3pmj-cjey">
         <w:r>
           <w:rPr>
             <w:sz w:val="18"/>
@@ -89,7 +89,7 @@
         </w:rPr>
         <w:t xml:space="preserve">🔗 </w:t>
       </w:r>
-      <w:hyperlink w:history="1" r:id="rIdnoxwoo-xmocneuwnhjdx-">
+      <w:hyperlink w:history="1" r:id="rIdoah6zn6lyw4x03f4c7p3k">
         <w:r>
           <w:rPr>
             <w:sz w:val="18"/>
@@ -124,7 +124,7 @@
         <w:spacing w:after="200" w:line="276"/>
         <w:jc w:val="center"/>
       </w:pPr>
-      <w:hyperlink w:history="1" r:id="rIdmmt4de9mfbixj2t3xi3vi">
+      <w:hyperlink w:history="1" r:id="rId974djrdz-mxkqjw_kibc0">
         <w:r>
           <w:rPr>
             <w:sz w:val="18"/>
@@ -140,7 +140,7 @@
         </w:rPr>
         <w:t xml:space="preserve"> • </w:t>
       </w:r>
-      <w:hyperlink w:history="1" r:id="rIdcpg7ljyulx4jvdgpj3gzu">
+      <w:hyperlink w:history="1" r:id="rIdzkdx9y5z-rxxsapfcdolv">
         <w:r>
           <w:rPr>
             <w:sz w:val="18"/>
@@ -287,7 +287,7 @@
         </w:rPr>
         <w:t xml:space="preserve">	</w:t>
       </w:r>
-      <w:hyperlink w:history="1" r:id="rIdmtt6ep6unmxgsv63bmjlc">
+      <w:hyperlink w:history="1" r:id="rIdpgtgvurjelboxafqxlssj">
         <w:r>
           <w:rPr>
             <w:sz w:val="18"/>
@@ -431,7 +431,7 @@
         </w:rPr>
         <w:t xml:space="preserve">	</w:t>
       </w:r>
-      <w:hyperlink w:history="1" r:id="rIdsynxb61mmv4csofldgbo3">
+      <w:hyperlink w:history="1" r:id="rId2kqjn2u8-aepzrcjrci0i">
         <w:r>
           <w:rPr>
             <w:sz w:val="18"/>
@@ -575,7 +575,7 @@
         </w:rPr>
         <w:t xml:space="preserve">	</w:t>
       </w:r>
-      <w:hyperlink w:history="1" r:id="rIdcveqvunro_d8r0enpt9ur">
+      <w:hyperlink w:history="1" r:id="rIdsmyg6l6y4xldc6lauc1qi">
         <w:r>
           <w:rPr>
             <w:sz w:val="18"/>
@@ -738,7 +738,7 @@
         </w:rPr>
         <w:t xml:space="preserve">	</w:t>
       </w:r>
-      <w:hyperlink w:history="1" r:id="rIdhmchlxcc8ylbbp8ghg6lr">
+      <w:hyperlink w:history="1" r:id="rIdyhhz3gyhzmyqf27-qugox">
         <w:r>
           <w:rPr>
             <w:sz w:val="18"/>
@@ -1225,7 +1225,7 @@
         </w:rPr>
         <w:t xml:space="preserve">	</w:t>
       </w:r>
-      <w:hyperlink w:history="1" r:id="rIdqed35z0uuacbv1pgk5xak">
+      <w:hyperlink w:history="1" r:id="rIdbadcfejktxg6tysmaxzha">
         <w:r>
           <w:rPr>
             <w:sz w:val="18"/>
@@ -1291,7 +1291,7 @@
         </w:rPr>
         <w:t xml:space="preserve">	</w:t>
       </w:r>
-      <w:hyperlink w:history="1" r:id="rId1gdqhctylqdwagvgpi4tm">
+      <w:hyperlink w:history="1" r:id="rIdejuxda4k7godlrjdyyrag">
         <w:r>
           <w:rPr>
             <w:sz w:val="18"/>
@@ -1357,7 +1357,7 @@
         </w:rPr>
         <w:t xml:space="preserve">	</w:t>
       </w:r>
-      <w:hyperlink w:history="1" r:id="rIdcnarm5my3dndduop9a-ht">
+      <w:hyperlink w:history="1" r:id="rIdzu_1vptzufezorwd9_qzr">
         <w:r>
           <w:rPr>
             <w:sz w:val="18"/>
@@ -1442,7 +1442,7 @@
         </w:rPr>
         <w:t xml:space="preserve">	</w:t>
       </w:r>
-      <w:hyperlink w:history="1" r:id="rIdfv3h448jcu9kbtmky2bm8">
+      <w:hyperlink w:history="1" r:id="rId6_-uzrhxer2ekbigsshb6">
         <w:r>
           <w:rPr>
             <w:sz w:val="18"/>
@@ -1584,7 +1584,7 @@
         </w:rPr>
         <w:t xml:space="preserve">	</w:t>
       </w:r>
-      <w:hyperlink w:history="1" r:id="rIdpg2i5bri8560riqmp5n9_">
+      <w:hyperlink w:history="1" r:id="rIdzycnjukjsemduppz05vbe">
         <w:r>
           <w:rPr>
             <w:sz w:val="18"/>
@@ -1709,7 +1709,7 @@
         </w:rPr>
         <w:t xml:space="preserve">	</w:t>
       </w:r>
-      <w:hyperlink w:history="1" r:id="rIdxewdeztdreldxxsquw-59">
+      <w:hyperlink w:history="1" r:id="rIdrw70ysun5ypmcqi-7v31_">
         <w:r>
           <w:rPr>
             <w:sz w:val="18"/>
@@ -1914,7 +1914,7 @@
         </w:rPr>
         <w:t xml:space="preserve">	</w:t>
       </w:r>
-      <w:hyperlink w:history="1" r:id="rIdma5tuxbz_v1-03fuwmgeh">
+      <w:hyperlink w:history="1" r:id="rIdwg0fhbmxyr-1-n6y9xnhs">
         <w:r>
           <w:rPr>
             <w:sz w:val="18"/>
@@ -2018,7 +2018,7 @@
         </w:rPr>
         <w:t xml:space="preserve">	</w:t>
       </w:r>
-      <w:hyperlink w:history="1" r:id="rIdn5duews6cbdvpbqplk_2w">
+      <w:hyperlink w:history="1" r:id="rIddqwzebdh_yei6pg7jfkmy">
         <w:r>
           <w:rPr>
             <w:sz w:val="18"/>
